--- a/Пользователь.docx
+++ b/Пользователь.docx
@@ -10,8 +10,6 @@
           <w:color w:val="4A729A"/>
         </w:rPr>
       </w:pPr>
-      <w:bookmarkStart w:id="0" w:name="_GoBack"/>
-      <w:bookmarkEnd w:id="0"/>
       <w:r>
         <w:rPr>
           <w:rFonts w:ascii="Segoe UI" w:hAnsi="Segoe UI" w:cs="Segoe UI"/>
@@ -105,7 +103,6 @@
           <w:szCs w:val="21"/>
         </w:rPr>
       </w:pPr>
-      <w:proofErr w:type="gramStart"/>
       <w:r>
         <w:rPr>
           <w:rFonts w:ascii="Consolas" w:hAnsi="Consolas"/>
@@ -113,18 +110,242 @@
           <w:sz w:val="21"/>
           <w:szCs w:val="21"/>
         </w:rPr>
-        <w:t>8568379396:AAE</w:t>
-      </w:r>
-      <w:proofErr w:type="gramEnd"/>
-      <w:r>
+        <w:t>8568379396:AAE8zWrKYCrCd2cX7lt3Q3nvAjAmiIm1pic</w:t>
+      </w:r>
+    </w:p>
+    <w:p>
+      <w:pPr>
         <w:rPr>
           <w:rFonts w:ascii="Consolas" w:hAnsi="Consolas"/>
           <w:color w:val="4A729A"/>
           <w:sz w:val="21"/>
           <w:szCs w:val="21"/>
         </w:rPr>
-        <w:t>8zWrKYCrCd2cX7lt3Q3nvAjAmiIm1pic</w:t>
-      </w:r>
+      </w:pPr>
+    </w:p>
+    <w:p>
+      <w:pPr>
+        <w:rPr>
+          <w:rFonts w:ascii="Consolas" w:hAnsi="Consolas"/>
+          <w:color w:val="4A729A"/>
+          <w:sz w:val="21"/>
+          <w:szCs w:val="21"/>
+        </w:rPr>
+      </w:pPr>
+    </w:p>
+    <w:p>
+      <w:pPr>
+        <w:shd w:val="clear" w:color="auto" w:fill="FFFFFF"/>
+        <w:spacing w:line="240" w:lineRule="auto"/>
+        <w:rPr>
+          <w:rFonts w:ascii="Arial" w:eastAsia="Times New Roman" w:hAnsi="Arial" w:cs="Arial"/>
+          <w:color w:val="5F6368"/>
+          <w:spacing w:val="3"/>
+          <w:sz w:val="20"/>
+          <w:szCs w:val="20"/>
+          <w:lang w:eastAsia="ru-RU"/>
+        </w:rPr>
+      </w:pPr>
+      <w:r>
+        <w:rPr>
+          <w:rFonts w:ascii="Arial" w:eastAsia="Times New Roman" w:hAnsi="Arial" w:cs="Arial"/>
+          <w:color w:val="5F6368"/>
+          <w:spacing w:val="3"/>
+          <w:sz w:val="20"/>
+          <w:szCs w:val="20"/>
+          <w:lang w:eastAsia="ru-RU"/>
+        </w:rPr>
+        <w:t>Развертывание обновлено.</w:t>
+      </w:r>
+    </w:p>
+    <w:p>
+      <w:pPr>
+        <w:shd w:val="clear" w:color="auto" w:fill="FFFFFF"/>
+        <w:spacing w:after="0" w:line="240" w:lineRule="auto"/>
+        <w:rPr>
+          <w:rFonts w:ascii="Arial" w:eastAsia="Times New Roman" w:hAnsi="Arial" w:cs="Arial"/>
+          <w:color w:val="3C4043"/>
+          <w:spacing w:val="3"/>
+          <w:sz w:val="21"/>
+          <w:szCs w:val="21"/>
+          <w:lang w:eastAsia="ru-RU"/>
+        </w:rPr>
+      </w:pPr>
+      <w:r>
+        <w:rPr>
+          <w:rFonts w:ascii="Arial" w:eastAsia="Times New Roman" w:hAnsi="Arial" w:cs="Arial"/>
+          <w:color w:val="3C4043"/>
+          <w:spacing w:val="3"/>
+          <w:sz w:val="21"/>
+          <w:szCs w:val="21"/>
+          <w:lang w:eastAsia="ru-RU"/>
+        </w:rPr>
+        <w:t xml:space="preserve">Версия 1 от 9 </w:t>
+      </w:r>
+      <w:proofErr w:type="spellStart"/>
+      <w:r>
+        <w:rPr>
+          <w:rFonts w:ascii="Arial" w:eastAsia="Times New Roman" w:hAnsi="Arial" w:cs="Arial"/>
+          <w:color w:val="3C4043"/>
+          <w:spacing w:val="3"/>
+          <w:sz w:val="21"/>
+          <w:szCs w:val="21"/>
+          <w:lang w:eastAsia="ru-RU"/>
+        </w:rPr>
+        <w:t>июн</w:t>
+      </w:r>
+      <w:proofErr w:type="spellEnd"/>
+      <w:r>
+        <w:rPr>
+          <w:rFonts w:ascii="Arial" w:eastAsia="Times New Roman" w:hAnsi="Arial" w:cs="Arial"/>
+          <w:color w:val="3C4043"/>
+          <w:spacing w:val="3"/>
+          <w:sz w:val="21"/>
+          <w:szCs w:val="21"/>
+          <w:lang w:eastAsia="ru-RU"/>
+        </w:rPr>
+        <w:t>. 2026 г., 21:20</w:t>
+      </w:r>
+    </w:p>
+    <w:p>
+      <w:pPr>
+        <w:shd w:val="clear" w:color="auto" w:fill="FFFFFF"/>
+        <w:spacing w:after="0" w:line="240" w:lineRule="auto"/>
+        <w:rPr>
+          <w:rFonts w:ascii="Arial" w:eastAsia="Times New Roman" w:hAnsi="Arial" w:cs="Arial"/>
+          <w:color w:val="5F6368"/>
+          <w:spacing w:val="3"/>
+          <w:sz w:val="20"/>
+          <w:szCs w:val="20"/>
+          <w:lang w:eastAsia="ru-RU"/>
+        </w:rPr>
+      </w:pPr>
+      <w:r>
+        <w:rPr>
+          <w:rFonts w:ascii="Arial" w:eastAsia="Times New Roman" w:hAnsi="Arial" w:cs="Arial"/>
+          <w:color w:val="5F6368"/>
+          <w:spacing w:val="3"/>
+          <w:sz w:val="20"/>
+          <w:szCs w:val="20"/>
+          <w:lang w:eastAsia="ru-RU"/>
+        </w:rPr>
+        <w:t>Идентификатор развертывания</w:t>
+      </w:r>
+    </w:p>
+    <w:p>
+      <w:pPr>
+        <w:shd w:val="clear" w:color="auto" w:fill="FFFFFF"/>
+        <w:spacing w:after="0" w:line="240" w:lineRule="auto"/>
+        <w:rPr>
+          <w:rFonts w:ascii="Arial" w:eastAsia="Times New Roman" w:hAnsi="Arial" w:cs="Arial"/>
+          <w:color w:val="5F6368"/>
+          <w:spacing w:val="3"/>
+          <w:sz w:val="20"/>
+          <w:szCs w:val="20"/>
+          <w:lang w:eastAsia="ru-RU"/>
+        </w:rPr>
+      </w:pPr>
+      <w:r>
+        <w:rPr>
+          <w:rFonts w:ascii="Arial" w:eastAsia="Times New Roman" w:hAnsi="Arial" w:cs="Arial"/>
+          <w:color w:val="5F6368"/>
+          <w:spacing w:val="3"/>
+          <w:sz w:val="20"/>
+          <w:szCs w:val="20"/>
+          <w:lang w:eastAsia="ru-RU"/>
+        </w:rPr>
+        <w:t>AKfycbyNarZujFmYaQR3KCeY2Guqlew-1_roNlipVnn113fW6c2kFAz0ewOkEnIOuzrMUbid</w:t>
+      </w:r>
+    </w:p>
+    <w:p>
+      <w:pPr>
+        <w:shd w:val="clear" w:color="auto" w:fill="FFFFFF"/>
+        <w:spacing w:after="0" w:line="240" w:lineRule="auto"/>
+        <w:rPr>
+          <w:rFonts w:ascii="Arial" w:eastAsia="Times New Roman" w:hAnsi="Arial" w:cs="Arial"/>
+          <w:color w:val="3C4043"/>
+          <w:spacing w:val="3"/>
+          <w:sz w:val="21"/>
+          <w:szCs w:val="21"/>
+          <w:lang w:eastAsia="ru-RU"/>
+        </w:rPr>
+      </w:pPr>
+      <w:r>
+        <w:rPr>
+          <w:rFonts w:ascii="Arial" w:eastAsia="Times New Roman" w:hAnsi="Arial" w:cs="Arial"/>
+          <w:color w:val="3C4043"/>
+          <w:spacing w:val="3"/>
+          <w:sz w:val="21"/>
+          <w:szCs w:val="21"/>
+          <w:lang w:eastAsia="ru-RU"/>
+        </w:rPr>
+        <w:t>Веб-приложение</w:t>
+      </w:r>
+    </w:p>
+    <w:p>
+      <w:pPr>
+        <w:shd w:val="clear" w:color="auto" w:fill="FFFFFF"/>
+        <w:spacing w:after="0" w:line="240" w:lineRule="auto"/>
+        <w:rPr>
+          <w:rFonts w:ascii="Arial" w:eastAsia="Times New Roman" w:hAnsi="Arial" w:cs="Arial"/>
+          <w:color w:val="5F6368"/>
+          <w:spacing w:val="3"/>
+          <w:sz w:val="20"/>
+          <w:szCs w:val="20"/>
+          <w:lang w:eastAsia="ru-RU"/>
+        </w:rPr>
+      </w:pPr>
+      <w:r>
+        <w:rPr>
+          <w:rFonts w:ascii="Arial" w:eastAsia="Times New Roman" w:hAnsi="Arial" w:cs="Arial"/>
+          <w:color w:val="5F6368"/>
+          <w:spacing w:val="3"/>
+          <w:sz w:val="20"/>
+          <w:szCs w:val="20"/>
+          <w:lang w:eastAsia="ru-RU"/>
+        </w:rPr>
+        <w:t>URL</w:t>
+      </w:r>
+    </w:p>
+    <w:p>
+      <w:pPr>
+        <w:shd w:val="clear" w:color="auto" w:fill="FFFFFF"/>
+        <w:spacing w:after="0" w:line="240" w:lineRule="auto"/>
+        <w:rPr>
+          <w:rFonts w:ascii="Arial" w:eastAsia="Times New Roman" w:hAnsi="Arial" w:cs="Arial"/>
+          <w:color w:val="5F6368"/>
+          <w:spacing w:val="3"/>
+          <w:sz w:val="20"/>
+          <w:szCs w:val="20"/>
+          <w:lang w:eastAsia="ru-RU"/>
+        </w:rPr>
+      </w:pPr>
+      <w:hyperlink r:id="rId4" w:tgtFrame="_blank" w:history="1">
+        <w:r>
+          <w:rPr>
+            <w:rFonts w:ascii="Arial" w:eastAsia="Times New Roman" w:hAnsi="Arial" w:cs="Arial"/>
+            <w:color w:val="2962FF"/>
+            <w:spacing w:val="3"/>
+            <w:sz w:val="20"/>
+            <w:szCs w:val="20"/>
+            <w:u w:val="single"/>
+            <w:lang w:eastAsia="ru-RU"/>
+          </w:rPr>
+          <w:t>https://script.google.com/macros/s/AKfycbyNarZujFmYaQR3KCeY2Guqlew-1_roNlipVnn113fW6c2kFAz0ewOkEnIOuzrMUbid/exec</w:t>
+        </w:r>
+      </w:hyperlink>
+    </w:p>
+    <w:p>
+      <w:pPr>
+        <w:rPr>
+          <w:rFonts w:ascii="Consolas" w:hAnsi="Consolas"/>
+          <w:color w:val="4A729A"/>
+          <w:sz w:val="21"/>
+          <w:szCs w:val="21"/>
+        </w:rPr>
+      </w:pPr>
+      <w:bookmarkStart w:id="0" w:name="_GoBack"/>
+      <w:bookmarkEnd w:id="0"/>
     </w:p>
     <w:p/>
     <w:sectPr>

--- a/Пользователь.docx
+++ b/Пользователь.docx
@@ -103,6 +103,7 @@
           <w:szCs w:val="21"/>
         </w:rPr>
       </w:pPr>
+      <w:proofErr w:type="gramStart"/>
       <w:r>
         <w:rPr>
           <w:rFonts w:ascii="Consolas" w:hAnsi="Consolas"/>
@@ -110,7 +111,17 @@
           <w:sz w:val="21"/>
           <w:szCs w:val="21"/>
         </w:rPr>
-        <w:t>8568379396:AAE8zWrKYCrCd2cX7lt3Q3nvAjAmiIm1pic</w:t>
+        <w:t>8568379396:AAE</w:t>
+      </w:r>
+      <w:proofErr w:type="gramEnd"/>
+      <w:r>
+        <w:rPr>
+          <w:rFonts w:ascii="Consolas" w:hAnsi="Consolas"/>
+          <w:color w:val="4A729A"/>
+          <w:sz w:val="21"/>
+          <w:szCs w:val="21"/>
+        </w:rPr>
+        <w:t>8zWrKYCrCd2cX7lt3Q3nvAjAmiIm1pic</w:t>
       </w:r>
     </w:p>
     <w:p>
@@ -337,17 +348,162 @@
     </w:p>
     <w:p>
       <w:pPr>
-        <w:rPr>
-          <w:rFonts w:ascii="Consolas" w:hAnsi="Consolas"/>
-          <w:color w:val="4A729A"/>
+        <w:shd w:val="clear" w:color="auto" w:fill="FFFFFF"/>
+        <w:spacing w:after="0" w:line="240" w:lineRule="auto"/>
+        <w:rPr>
+          <w:rFonts w:ascii="Arial" w:eastAsia="Times New Roman" w:hAnsi="Arial" w:cs="Arial"/>
+          <w:color w:val="5F6368"/>
+          <w:spacing w:val="3"/>
+          <w:sz w:val="20"/>
+          <w:szCs w:val="20"/>
+          <w:lang w:eastAsia="ru-RU"/>
+        </w:rPr>
+      </w:pPr>
+    </w:p>
+    <w:p>
+      <w:pPr>
+        <w:shd w:val="clear" w:color="auto" w:fill="FFFFFF"/>
+        <w:spacing w:after="0" w:line="240" w:lineRule="auto"/>
+        <w:rPr>
+          <w:rFonts w:ascii="Arial" w:eastAsia="Times New Roman" w:hAnsi="Arial" w:cs="Arial"/>
+          <w:color w:val="5F6368"/>
+          <w:spacing w:val="3"/>
+          <w:sz w:val="20"/>
+          <w:szCs w:val="20"/>
+          <w:lang w:eastAsia="ru-RU"/>
+        </w:rPr>
+      </w:pPr>
+      <w:r>
+        <w:rPr>
+          <w:rFonts w:ascii="Arial" w:eastAsia="Times New Roman" w:hAnsi="Arial" w:cs="Arial"/>
+          <w:color w:val="5F6368"/>
+          <w:spacing w:val="3"/>
+          <w:sz w:val="20"/>
+          <w:szCs w:val="20"/>
+          <w:lang w:eastAsia="ru-RU"/>
+        </w:rPr>
+        <w:t xml:space="preserve">новое </w:t>
+      </w:r>
+    </w:p>
+    <w:p>
+      <w:pPr>
+        <w:shd w:val="clear" w:color="auto" w:fill="FFFFFF"/>
+        <w:spacing w:after="0" w:line="240" w:lineRule="auto"/>
+        <w:rPr>
+          <w:rFonts w:ascii="Arial" w:eastAsia="Times New Roman" w:hAnsi="Arial" w:cs="Arial"/>
+          <w:color w:val="5F6368"/>
+          <w:spacing w:val="3"/>
+          <w:sz w:val="20"/>
+          <w:szCs w:val="20"/>
+          <w:lang w:eastAsia="ru-RU"/>
+        </w:rPr>
+      </w:pPr>
+      <w:r>
+        <w:rPr>
+          <w:rFonts w:ascii="Arial" w:eastAsia="Times New Roman" w:hAnsi="Arial" w:cs="Arial"/>
+          <w:color w:val="5F6368"/>
+          <w:spacing w:val="3"/>
+          <w:sz w:val="20"/>
+          <w:szCs w:val="20"/>
+          <w:lang w:eastAsia="ru-RU"/>
+        </w:rPr>
+        <w:t>AKfycbyogufO51QHGl3vvy4ZzNt5ifcjoqRqnjPQTslFlqrgIF25N14tUBykzwQi5RdJg3lG</w:t>
+      </w:r>
+    </w:p>
+    <w:p>
+      <w:pPr>
+        <w:shd w:val="clear" w:color="auto" w:fill="FFFFFF"/>
+        <w:spacing w:after="0" w:line="240" w:lineRule="auto"/>
+        <w:rPr>
+          <w:rFonts w:ascii="Arial" w:eastAsia="Times New Roman" w:hAnsi="Arial" w:cs="Arial"/>
+          <w:color w:val="3C4043"/>
+          <w:spacing w:val="3"/>
           <w:sz w:val="21"/>
           <w:szCs w:val="21"/>
+          <w:lang w:eastAsia="ru-RU"/>
+        </w:rPr>
+      </w:pPr>
+      <w:r>
+        <w:rPr>
+          <w:rFonts w:ascii="Arial" w:eastAsia="Times New Roman" w:hAnsi="Arial" w:cs="Arial"/>
+          <w:color w:val="3C4043"/>
+          <w:spacing w:val="3"/>
+          <w:sz w:val="21"/>
+          <w:szCs w:val="21"/>
+          <w:lang w:eastAsia="ru-RU"/>
+        </w:rPr>
+        <w:t>Веб-приложение</w:t>
+      </w:r>
+    </w:p>
+    <w:p>
+      <w:pPr>
+        <w:shd w:val="clear" w:color="auto" w:fill="FFFFFF"/>
+        <w:spacing w:after="0" w:line="240" w:lineRule="auto"/>
+        <w:rPr>
+          <w:rFonts w:ascii="Arial" w:eastAsia="Times New Roman" w:hAnsi="Arial" w:cs="Arial"/>
+          <w:color w:val="5F6368"/>
+          <w:spacing w:val="3"/>
+          <w:sz w:val="20"/>
+          <w:szCs w:val="20"/>
+          <w:lang w:eastAsia="ru-RU"/>
+        </w:rPr>
+      </w:pPr>
+      <w:r>
+        <w:rPr>
+          <w:rFonts w:ascii="Arial" w:eastAsia="Times New Roman" w:hAnsi="Arial" w:cs="Arial"/>
+          <w:color w:val="5F6368"/>
+          <w:spacing w:val="3"/>
+          <w:sz w:val="20"/>
+          <w:szCs w:val="20"/>
+          <w:lang w:eastAsia="ru-RU"/>
+        </w:rPr>
+        <w:t>URL</w:t>
+      </w:r>
+    </w:p>
+    <w:p>
+      <w:pPr>
+        <w:shd w:val="clear" w:color="auto" w:fill="FFFFFF"/>
+        <w:spacing w:after="0" w:line="240" w:lineRule="auto"/>
+        <w:rPr>
+          <w:rFonts w:ascii="Arial" w:eastAsia="Times New Roman" w:hAnsi="Arial" w:cs="Arial"/>
+          <w:color w:val="5F6368"/>
+          <w:spacing w:val="3"/>
+          <w:sz w:val="20"/>
+          <w:szCs w:val="20"/>
+          <w:lang w:eastAsia="ru-RU"/>
+        </w:rPr>
+      </w:pPr>
+      <w:hyperlink r:id="rId5" w:tgtFrame="_blank" w:history="1">
+        <w:r>
+          <w:rPr>
+            <w:rFonts w:ascii="Arial" w:eastAsia="Times New Roman" w:hAnsi="Arial" w:cs="Arial"/>
+            <w:color w:val="2962FF"/>
+            <w:spacing w:val="3"/>
+            <w:sz w:val="20"/>
+            <w:szCs w:val="20"/>
+            <w:u w:val="single"/>
+            <w:lang w:eastAsia="ru-RU"/>
+          </w:rPr>
+          <w:t>https://script.google.com/macros/s/AKfycbyogufO51QHGl3vvy4ZzNt5ifcjoqRqnjPQTslFlqrgIF25N14tUBykzwQi5RdJg3lG/exec</w:t>
+        </w:r>
+      </w:hyperlink>
+    </w:p>
+    <w:p>
+      <w:pPr>
+        <w:shd w:val="clear" w:color="auto" w:fill="FFFFFF"/>
+        <w:spacing w:after="0" w:line="240" w:lineRule="auto"/>
+        <w:rPr>
+          <w:rFonts w:ascii="Arial" w:eastAsia="Times New Roman" w:hAnsi="Arial" w:cs="Arial"/>
+          <w:color w:val="5F6368"/>
+          <w:spacing w:val="3"/>
+          <w:sz w:val="20"/>
+          <w:szCs w:val="20"/>
+          <w:lang w:eastAsia="ru-RU"/>
         </w:rPr>
       </w:pPr>
       <w:bookmarkStart w:id="0" w:name="_GoBack"/>
       <w:bookmarkEnd w:id="0"/>
     </w:p>
-    <w:p/>
     <w:sectPr>
       <w:pgSz w:w="11906" w:h="16838"/>
       <w:pgMar w:top="1134" w:right="850" w:bottom="1134" w:left="1701" w:header="708" w:footer="708" w:gutter="0"/>
